--- a/tillsyn/A 52003-2025 tillsynsbegäran.docx
+++ b/tillsyn/A 52003-2025 tillsynsbegäran.docx
@@ -306,7 +306,7 @@
     <w:r>
       <w:tab/>
       <w:tab/>
-      <w:t>2026-06-18</w:t>
+      <w:t>2026-06-19</w:t>
       <w:br/>
       <w:br/>
     </w:r>

--- a/tillsyn/A 52003-2025 tillsynsbegäran.docx
+++ b/tillsyn/A 52003-2025 tillsynsbegäran.docx
@@ -306,7 +306,7 @@
     <w:r>
       <w:tab/>
       <w:tab/>
-      <w:t>2026-06-19</w:t>
+      <w:t>2026-06-20</w:t>
       <w:br/>
       <w:br/>
     </w:r>

--- a/tillsyn/A 52003-2025 tillsynsbegäran.docx
+++ b/tillsyn/A 52003-2025 tillsynsbegäran.docx
@@ -12,10 +12,7 @@
     </w:p>
     <w:p>
       <w:r>
-        <w:t>Detta dokument behandlar höga naturvärden i avverkningsanmälan A 52003-2025 i Östersunds kommun som inkom 2025-10-22 och omfattar 5,7 ha.</w:t>
-      </w:r>
-      <w:r>
-        <w:t xml:space="preserve"> I Figur 1 visas fyndplatser för naturvårdsarter i området, som finns registrerade på Artportalen.</w:t>
+        <w:t>Denna tillsynsbegäran behandlar höga naturvärden i avverkningsanmälan A 52003-2025 i Östersunds kommun som inkom 2025-10-22 och omfattar 5,7 ha.</w:t>
       </w:r>
     </w:p>
     <w:p>
@@ -25,7 +22,7 @@
       <w:r>
         <w:drawing>
           <wp:inline xmlns:a="http://schemas.openxmlformats.org/drawingml/2006/main" xmlns:pic="http://schemas.openxmlformats.org/drawingml/2006/picture">
-            <wp:extent cx="5289254" cy="5688000"/>
+            <wp:extent cx="5322730" cy="5724000"/>
             <wp:docPr id="1" name="Picture 1"/>
             <wp:cNvGraphicFramePr>
               <a:graphicFrameLocks noChangeAspect="1"/>
@@ -46,7 +43,7 @@
                   <pic:spPr>
                     <a:xfrm>
                       <a:off x="0" y="0"/>
-                      <a:ext cx="5289254" cy="5688000"/>
+                      <a:ext cx="5322730" cy="5724000"/>
                     </a:xfrm>
                     <a:prstGeom prst="rect"/>
                   </pic:spPr>
@@ -63,7 +60,20 @@
         <w:spacing w:after="240"/>
       </w:pPr>
       <w:r>
-        <w:t>Figur 1. Fyndplatser för naturvårdsarter inom 5 meter från avverkningsanmälan (röd linje). Inom parentes anges rödlistekategorier, S för signalarter, Tför typiska arter och fridlysningsparagrafer i artskyddsförordningen.Markörer utan svart kant är placerade på fyndplatsen. Markörer med svart kant är placerade vid sidan av fyndplatsen och har ett svart streck som visar fyndplatsens exakta position. Kartans mittpunktskoordinat är N 6981585, E 498910 i SWEREF 99 TM.</w:t>
+        <w:t>Figur 1. Fyndplatser för naturvårdsarter inom 5 meter från avverkningsanmälan. Markörer utan svart kant är placerade på fyndplatsen. Markörer med svart kant är placerade vid sidan av fyndplatsen har ett svart streck som visar fyndplatsens exakta position. Kartans mittpunktskoordinat är N 6981585, E 498910 i SWEREF 99 TM.</w:t>
+      </w:r>
+    </w:p>
+    <w:p>
+      <w:r>
+        <w:t>Inom 5 meter från avverkningsanmälan finns fynd av 2 naturvårdsarter, varav 1 är rödlistad, 1 är fridlyst och 2 är typiska (T): vårärt (NT, T) och blåsippa (T, §9). Se Figur 1.</w:t>
+      </w:r>
+    </w:p>
+    <w:p>
+      <w:pPr>
+        <w:pStyle w:val="Heading1"/>
+      </w:pPr>
+      <w:r>
+        <w:t>Tillsynsbegäran</w:t>
       </w:r>
     </w:p>
     <w:p>
@@ -77,39 +87,45 @@
       </w:r>
     </w:p>
     <w:p>
-      <w:r>
-        <w:t>Nedan beskrivs fynd av naturvårdsarter och fridlysta arter som gjorts i det avverkningsanmälda området.</w:t>
-      </w:r>
-    </w:p>
-    <w:p>
       <w:pPr>
         <w:pStyle w:val="Heading1"/>
       </w:pPr>
       <w:r>
-        <w:t>Naturvårdsarter</w:t>
+        <w:t>Naturvårdsarter och fridlysta arter</w:t>
       </w:r>
     </w:p>
     <w:p>
       <w:r>
-        <w:t>Inom 5 meter från avverkningsanmälan har följande 2 naturvårdsarter hittats: vårärt (NT, T) och blåsippa (T, §9). Av dessa är 1 rödlistade. För rödlistade arter har rödlistekategorin angivits inom parentes. Typiska arter inom Natura 2000 som är kopplade till skogsekosystem har markerats med (T). För fridlysta arter anges även paragrafen i Artskyddsförordningen som arten är fridlyst enligt.</w:t>
+        <w:t>Nedan följer beskrivningar av de naturvårdsarter och fridlysta arter som har sina livsmiljöer och växtplatser i den avverkningsanmälda skogen. De påträffade naturvårdsarterna är ett tydligt kvitto på att det rör sig om en skog med höga naturvärden.</w:t>
       </w:r>
     </w:p>
     <w:p>
       <w:r>
-        <w:t>De påträffade naturvårdsarterna är ett tydligt kvitto på att det rör sig om en skog med höga naturvärden.</w:t>
+        <w:rPr>
+          <w:b/>
+        </w:rPr>
+        <w:t>Vårärt (NT)</w:t>
       </w:r>
-    </w:p>
-    <w:p>
-      <w:pPr>
-        <w:pStyle w:val="Heading2"/>
-      </w:pPr>
       <w:r>
-        <w:t>Fridlysta arter</w:t>
+        <w:t xml:space="preserve"> är en kalkgynnad mullväxt som är knuten till rik lundartad vegetation och har sin huvudsakliga förekomst i sydliga kalklövskogar, lövängen och hässlen. Den har även viktiga förekomster av reliktkaraktär i örtrika kalkgranskogar på frisk eller något fuktig mark i mellersta Sverige. Vårärt är en extra betydelsefull signalart i boreala och boreonemorala kalkgranskogar, då dessa förekomster nu är starkt fragmenterade och troligen visar på en flertusenårig ekologisk kontinuitet där spridning och etablering kan ha skett under postglaciala värmetiden. Arten tål inte dagens storskaliga skogsbruksmetoder och den kommer in på rödlistan för första gången 2025 till följd av en kraftig minskning (&gt;50%) i Riksskogstaxeringens data. Vårärt är typisk art för </w:t>
       </w:r>
-    </w:p>
-    <w:p>
       <w:r>
-        <w:t>Följande fridlysta arter har sina livsmiljöer och växtplatser i den avverkningsanmälda skogen: blåsippa (T, §9).</w:t>
+        <w:rPr>
+          <w:i/>
+        </w:rPr>
+        <w:t xml:space="preserve">9050 Näringsrik granskog, 9020 Nordlig ädellövskog, 9160 Näringsrik ekskog </w:t>
+      </w:r>
+      <w:r>
+        <w:t xml:space="preserve">och </w:t>
+      </w:r>
+      <w:r>
+        <w:rPr>
+          <w:i/>
+        </w:rPr>
+        <w:t>9180 Ädellövskog i branter</w:t>
+      </w:r>
+      <w:r>
+        <w:t xml:space="preserve"> (Nitare &amp; Skogsstyrelsen, 2019; SLU Artdatabanken, 2026).</w:t>
       </w:r>
     </w:p>
     <w:p>
@@ -139,43 +155,6 @@
       </w:r>
       <w:r>
         <w:t xml:space="preserve"> (SLU Artdatabanken, 2025).</w:t>
-      </w:r>
-    </w:p>
-    <w:p>
-      <w:pPr>
-        <w:pStyle w:val="Heading2"/>
-      </w:pPr>
-      <w:r>
-        <w:t>Övriga naturvårdsarter</w:t>
-      </w:r>
-    </w:p>
-    <w:p>
-      <w:r>
-        <w:rPr>
-          <w:b/>
-        </w:rPr>
-        <w:t>Vårärt (NT)</w:t>
-      </w:r>
-      <w:r>
-        <w:t xml:space="preserve"> är en kalkgynnad mullväxt som är knuten till rik lundartad vegetation och har sin huvudsakliga förekomst i sydliga kalklövskogar, lövängen och hässlen. Den har även viktiga förekomster av reliktkaraktär i örtrika kalkgranskogar på frisk eller något fuktig mark i mellersta Sverige. Vårärt är en extra betydelsefull signalart i boreala och boreonemorala kalkgranskogar, då dessa förekomster nu är starkt fragmenterade och troligen visar på en flertusenårig ekologisk kontinuitet där spridning och etablering kan ha skett under postglaciala värmetiden. Arten tål inte dagens storskaliga skogsbruksmetoder och den kommer in på rödlistan för första gången 2025 till följd av en kraftig minskning (&gt;50%) i Riksskogstaxeringens data. Vårärt är typisk art för </w:t>
-      </w:r>
-      <w:r>
-        <w:rPr>
-          <w:i/>
-        </w:rPr>
-        <w:t xml:space="preserve">9050 Näringsrik granskog, 9020 Nordlig ädellövskog, 9160 Näringsrik ekskog </w:t>
-      </w:r>
-      <w:r>
-        <w:t xml:space="preserve">och </w:t>
-      </w:r>
-      <w:r>
-        <w:rPr>
-          <w:i/>
-        </w:rPr>
-        <w:t>9180 Ädellövskog i branter</w:t>
-      </w:r>
-      <w:r>
-        <w:t xml:space="preserve"> (Nitare &amp; Skogsstyrelsen, 2019; SLU Artdatabanken, 2026).</w:t>
       </w:r>
     </w:p>
     <w:sectPr>
@@ -306,7 +285,7 @@
     <w:r>
       <w:tab/>
       <w:tab/>
-      <w:t>2026-06-20</w:t>
+      <w:t>2026-06-21</w:t>
       <w:br/>
       <w:br/>
     </w:r>

--- a/tillsyn/A 52003-2025 tillsynsbegäran.docx
+++ b/tillsyn/A 52003-2025 tillsynsbegäran.docx
@@ -285,7 +285,7 @@
     <w:r>
       <w:tab/>
       <w:tab/>
-      <w:t>2026-06-21</w:t>
+      <w:t>2026-06-22</w:t>
       <w:br/>
       <w:br/>
     </w:r>

--- a/tillsyn/A 52003-2025 tillsynsbegäran.docx
+++ b/tillsyn/A 52003-2025 tillsynsbegäran.docx
@@ -285,7 +285,7 @@
     <w:r>
       <w:tab/>
       <w:tab/>
-      <w:t>2026-06-22</w:t>
+      <w:t>2026-06-23</w:t>
       <w:br/>
       <w:br/>
     </w:r>

--- a/tillsyn/A 52003-2025 tillsynsbegäran.docx
+++ b/tillsyn/A 52003-2025 tillsynsbegäran.docx
@@ -285,7 +285,7 @@
     <w:r>
       <w:tab/>
       <w:tab/>
-      <w:t>2026-06-23</w:t>
+      <w:t>2026-06-24</w:t>
       <w:br/>
       <w:br/>
     </w:r>

--- a/tillsyn/A 52003-2025 tillsynsbegäran.docx
+++ b/tillsyn/A 52003-2025 tillsynsbegäran.docx
@@ -285,7 +285,7 @@
     <w:r>
       <w:tab/>
       <w:tab/>
-      <w:t>2026-06-24</w:t>
+      <w:t>2026-06-25</w:t>
       <w:br/>
       <w:br/>
     </w:r>

--- a/tillsyn/A 52003-2025 tillsynsbegäran.docx
+++ b/tillsyn/A 52003-2025 tillsynsbegäran.docx
@@ -285,7 +285,7 @@
     <w:r>
       <w:tab/>
       <w:tab/>
-      <w:t>2026-06-25</w:t>
+      <w:t>2026-06-26</w:t>
       <w:br/>
       <w:br/>
     </w:r>

--- a/tillsyn/A 52003-2025 tillsynsbegäran.docx
+++ b/tillsyn/A 52003-2025 tillsynsbegäran.docx
@@ -285,7 +285,7 @@
     <w:r>
       <w:tab/>
       <w:tab/>
-      <w:t>2026-06-26</w:t>
+      <w:t>2026-06-27</w:t>
       <w:br/>
       <w:br/>
     </w:r>

--- a/tillsyn/A 52003-2025 tillsynsbegäran.docx
+++ b/tillsyn/A 52003-2025 tillsynsbegäran.docx
@@ -285,7 +285,7 @@
     <w:r>
       <w:tab/>
       <w:tab/>
-      <w:t>2026-06-27</w:t>
+      <w:t>2026-06-28</w:t>
       <w:br/>
       <w:br/>
     </w:r>

--- a/tillsyn/A 52003-2025 tillsynsbegäran.docx
+++ b/tillsyn/A 52003-2025 tillsynsbegäran.docx
@@ -285,7 +285,7 @@
     <w:r>
       <w:tab/>
       <w:tab/>
-      <w:t>2026-06-28</w:t>
+      <w:t>2026-06-29</w:t>
       <w:br/>
       <w:br/>
     </w:r>

--- a/tillsyn/A 52003-2025 tillsynsbegäran.docx
+++ b/tillsyn/A 52003-2025 tillsynsbegäran.docx
@@ -285,7 +285,7 @@
     <w:r>
       <w:tab/>
       <w:tab/>
-      <w:t>2026-06-29</w:t>
+      <w:t>2026-06-30</w:t>
       <w:br/>
       <w:br/>
     </w:r>

--- a/tillsyn/A 52003-2025 tillsynsbegäran.docx
+++ b/tillsyn/A 52003-2025 tillsynsbegäran.docx
@@ -285,7 +285,7 @@
     <w:r>
       <w:tab/>
       <w:tab/>
-      <w:t>2026-06-30</w:t>
+      <w:t>2026-07-01</w:t>
       <w:br/>
       <w:br/>
     </w:r>

--- a/tillsyn/A 52003-2025 tillsynsbegäran.docx
+++ b/tillsyn/A 52003-2025 tillsynsbegäran.docx
@@ -285,7 +285,7 @@
     <w:r>
       <w:tab/>
       <w:tab/>
-      <w:t>2026-07-01</w:t>
+      <w:t>2026-07-02</w:t>
       <w:br/>
       <w:br/>
     </w:r>

--- a/tillsyn/A 52003-2025 tillsynsbegäran.docx
+++ b/tillsyn/A 52003-2025 tillsynsbegäran.docx
@@ -285,7 +285,7 @@
     <w:r>
       <w:tab/>
       <w:tab/>
-      <w:t>2026-07-13</w:t>
+      <w:t>2026-07-14</w:t>
       <w:br/>
       <w:br/>
     </w:r>

--- a/tillsyn/A 52003-2025 tillsynsbegäran.docx
+++ b/tillsyn/A 52003-2025 tillsynsbegäran.docx
@@ -285,7 +285,7 @@
     <w:r>
       <w:tab/>
       <w:tab/>
-      <w:t>2026-07-14</w:t>
+      <w:t>2026-07-15</w:t>
       <w:br/>
       <w:br/>
     </w:r>

--- a/tillsyn/A 52003-2025 tillsynsbegäran.docx
+++ b/tillsyn/A 52003-2025 tillsynsbegäran.docx
@@ -285,7 +285,7 @@
     <w:r>
       <w:tab/>
       <w:tab/>
-      <w:t>2026-07-15</w:t>
+      <w:t>2026-07-16</w:t>
       <w:br/>
       <w:br/>
     </w:r>

--- a/tillsyn/A 52003-2025 tillsynsbegäran.docx
+++ b/tillsyn/A 52003-2025 tillsynsbegäran.docx
@@ -285,7 +285,7 @@
     <w:r>
       <w:tab/>
       <w:tab/>
-      <w:t>2026-07-16</w:t>
+      <w:t>2026-07-17</w:t>
       <w:br/>
       <w:br/>
     </w:r>

--- a/tillsyn/A 52003-2025 tillsynsbegäran.docx
+++ b/tillsyn/A 52003-2025 tillsynsbegäran.docx
@@ -285,7 +285,7 @@
     <w:r>
       <w:tab/>
       <w:tab/>
-      <w:t>2026-07-17</w:t>
+      <w:t>2026-07-18</w:t>
       <w:br/>
       <w:br/>
     </w:r>

--- a/tillsyn/A 52003-2025 tillsynsbegäran.docx
+++ b/tillsyn/A 52003-2025 tillsynsbegäran.docx
@@ -285,7 +285,7 @@
     <w:r>
       <w:tab/>
       <w:tab/>
-      <w:t>2026-07-18</w:t>
+      <w:t>2026-07-19</w:t>
       <w:br/>
       <w:br/>
     </w:r>

--- a/tillsyn/A 52003-2025 tillsynsbegäran.docx
+++ b/tillsyn/A 52003-2025 tillsynsbegäran.docx
@@ -285,7 +285,7 @@
     <w:r>
       <w:tab/>
       <w:tab/>
-      <w:t>2026-07-19</w:t>
+      <w:t>2026-07-20</w:t>
       <w:br/>
       <w:br/>
     </w:r>

--- a/tillsyn/A 52003-2025 tillsynsbegäran.docx
+++ b/tillsyn/A 52003-2025 tillsynsbegäran.docx
@@ -285,7 +285,7 @@
     <w:r>
       <w:tab/>
       <w:tab/>
-      <w:t>2026-07-20</w:t>
+      <w:t>2026-07-21</w:t>
       <w:br/>
       <w:br/>
     </w:r>

--- a/tillsyn/A 52003-2025 tillsynsbegäran.docx
+++ b/tillsyn/A 52003-2025 tillsynsbegäran.docx
@@ -285,7 +285,7 @@
     <w:r>
       <w:tab/>
       <w:tab/>
-      <w:t>2026-07-21</w:t>
+      <w:t>2026-07-22</w:t>
       <w:br/>
       <w:br/>
     </w:r>

--- a/tillsyn/A 52003-2025 tillsynsbegäran.docx
+++ b/tillsyn/A 52003-2025 tillsynsbegäran.docx
@@ -285,7 +285,7 @@
     <w:r>
       <w:tab/>
       <w:tab/>
-      <w:t>2026-07-22</w:t>
+      <w:t>2026-07-23</w:t>
       <w:br/>
       <w:br/>
     </w:r>

--- a/tillsyn/A 52003-2025 tillsynsbegäran.docx
+++ b/tillsyn/A 52003-2025 tillsynsbegäran.docx
@@ -285,7 +285,7 @@
     <w:r>
       <w:tab/>
       <w:tab/>
-      <w:t>2026-07-23</w:t>
+      <w:t>2026-07-24</w:t>
       <w:br/>
       <w:br/>
     </w:r>

--- a/tillsyn/A 52003-2025 tillsynsbegäran.docx
+++ b/tillsyn/A 52003-2025 tillsynsbegäran.docx
@@ -285,7 +285,7 @@
     <w:r>
       <w:tab/>
       <w:tab/>
-      <w:t>2026-07-24</w:t>
+      <w:t>2026-07-25</w:t>
       <w:br/>
       <w:br/>
     </w:r>

--- a/tillsyn/A 52003-2025 tillsynsbegäran.docx
+++ b/tillsyn/A 52003-2025 tillsynsbegäran.docx
@@ -285,7 +285,7 @@
     <w:r>
       <w:tab/>
       <w:tab/>
-      <w:t>2026-07-25</w:t>
+      <w:t>2026-07-26</w:t>
       <w:br/>
       <w:br/>
     </w:r>

--- a/tillsyn/A 52003-2025 tillsynsbegäran.docx
+++ b/tillsyn/A 52003-2025 tillsynsbegäran.docx
@@ -285,7 +285,7 @@
     <w:r>
       <w:tab/>
       <w:tab/>
-      <w:t>2026-07-26</w:t>
+      <w:t>2026-07-27</w:t>
       <w:br/>
       <w:br/>
     </w:r>

--- a/tillsyn/A 52003-2025 tillsynsbegäran.docx
+++ b/tillsyn/A 52003-2025 tillsynsbegäran.docx
@@ -285,7 +285,7 @@
     <w:r>
       <w:tab/>
       <w:tab/>
-      <w:t>2026-07-27</w:t>
+      <w:t>2026-07-28</w:t>
       <w:br/>
       <w:br/>
     </w:r>

--- a/tillsyn/A 52003-2025 tillsynsbegäran.docx
+++ b/tillsyn/A 52003-2025 tillsynsbegäran.docx
@@ -285,7 +285,7 @@
     <w:r>
       <w:tab/>
       <w:tab/>
-      <w:t>2026-07-28</w:t>
+      <w:t>2026-07-29</w:t>
       <w:br/>
       <w:br/>
     </w:r>

--- a/tillsyn/A 52003-2025 tillsynsbegäran.docx
+++ b/tillsyn/A 52003-2025 tillsynsbegäran.docx
@@ -285,7 +285,7 @@
     <w:r>
       <w:tab/>
       <w:tab/>
-      <w:t>2026-07-29</w:t>
+      <w:t>2026-07-30</w:t>
       <w:br/>
       <w:br/>
     </w:r>

--- a/tillsyn/A 52003-2025 tillsynsbegäran.docx
+++ b/tillsyn/A 52003-2025 tillsynsbegäran.docx
@@ -285,7 +285,7 @@
     <w:r>
       <w:tab/>
       <w:tab/>
-      <w:t>2026-07-30</w:t>
+      <w:t>2026-07-31</w:t>
       <w:br/>
       <w:br/>
     </w:r>

--- a/tillsyn/A 52003-2025 tillsynsbegäran.docx
+++ b/tillsyn/A 52003-2025 tillsynsbegäran.docx
@@ -285,7 +285,7 @@
     <w:r>
       <w:tab/>
       <w:tab/>
-      <w:t>2026-07-31</w:t>
+      <w:t>2026-08-01</w:t>
       <w:br/>
       <w:br/>
     </w:r>

--- a/tillsyn/A 52003-2025 tillsynsbegäran.docx
+++ b/tillsyn/A 52003-2025 tillsynsbegäran.docx
@@ -285,7 +285,7 @@
     <w:r>
       <w:tab/>
       <w:tab/>
-      <w:t>2026-08-01</w:t>
+      <w:t>2026-08-02</w:t>
       <w:br/>
       <w:br/>
     </w:r>

--- a/tillsyn/A 52003-2025 tillsynsbegäran.docx
+++ b/tillsyn/A 52003-2025 tillsynsbegäran.docx
@@ -285,7 +285,7 @@
     <w:r>
       <w:tab/>
       <w:tab/>
-      <w:t>2026-08-02</w:t>
+      <w:t>2026-08-03</w:t>
       <w:br/>
       <w:br/>
     </w:r>

--- a/tillsyn/A 52003-2025 tillsynsbegäran.docx
+++ b/tillsyn/A 52003-2025 tillsynsbegäran.docx
@@ -285,7 +285,7 @@
     <w:r>
       <w:tab/>
       <w:tab/>
-      <w:t>2026-08-03</w:t>
+      <w:t>2026-08-05</w:t>
       <w:br/>
       <w:br/>
     </w:r>

--- a/tillsyn/A 52003-2025 tillsynsbegäran.docx
+++ b/tillsyn/A 52003-2025 tillsynsbegäran.docx
@@ -285,7 +285,7 @@
     <w:r>
       <w:tab/>
       <w:tab/>
-      <w:t>2026-08-05</w:t>
+      <w:t>2026-08-07</w:t>
       <w:br/>
       <w:br/>
     </w:r>

--- a/tillsyn/A 52003-2025 tillsynsbegäran.docx
+++ b/tillsyn/A 52003-2025 tillsynsbegäran.docx
@@ -285,7 +285,7 @@
     <w:r>
       <w:tab/>
       <w:tab/>
-      <w:t>2026-08-07</w:t>
+      <w:t>2026-08-08</w:t>
       <w:br/>
       <w:br/>
     </w:r>

--- a/tillsyn/A 52003-2025 tillsynsbegäran.docx
+++ b/tillsyn/A 52003-2025 tillsynsbegäran.docx
@@ -60,7 +60,7 @@
         <w:spacing w:after="240"/>
       </w:pPr>
       <w:r>
-        <w:t>Figur 1. Fyndplatser för naturvårdsarter inom 5 meter från avverkningsanmälan. Markörer utan svart kant är placerade på fyndplatsen. Markörer med svart kant är placerade vid sidan av fyndplatsen har ett svart streck som visar fyndplatsens exakta position. Kartans mittpunktskoordinat är N 6981585, E 498910 i SWEREF 99 TM.</w:t>
+        <w:t>Figur 1. Fyndplatser för naturvårdsarter inom 5 meter från avverkningsanmälan. Markörer utan svart kant är placerade på fyndplatsen. Markörer med svart kant är placerade vid sidan av fyndplatsen och har ett svart streck som visar fyndplatsens exakta position. Kartans mittpunktskoordinat är N 6981585, E 498910 i SWEREF 99 TM.</w:t>
       </w:r>
     </w:p>
     <w:p>
@@ -285,7 +285,7 @@
     <w:r>
       <w:tab/>
       <w:tab/>
-      <w:t>2026-08-14</w:t>
+      <w:t>2026-08-15</w:t>
       <w:br/>
       <w:br/>
     </w:r>

--- a/tillsyn/A 52003-2025 tillsynsbegäran.docx
+++ b/tillsyn/A 52003-2025 tillsynsbegäran.docx
@@ -285,7 +285,7 @@
     <w:r>
       <w:tab/>
       <w:tab/>
-      <w:t>2026-08-15</w:t>
+      <w:t>2026-08-16</w:t>
       <w:br/>
       <w:br/>
     </w:r>

--- a/tillsyn/A 52003-2025 tillsynsbegäran.docx
+++ b/tillsyn/A 52003-2025 tillsynsbegäran.docx
@@ -285,7 +285,7 @@
     <w:r>
       <w:tab/>
       <w:tab/>
-      <w:t>2026-08-16</w:t>
+      <w:t>2026-08-17</w:t>
       <w:br/>
       <w:br/>
     </w:r>

--- a/tillsyn/A 52003-2025 tillsynsbegäran.docx
+++ b/tillsyn/A 52003-2025 tillsynsbegäran.docx
@@ -285,7 +285,7 @@
     <w:r>
       <w:tab/>
       <w:tab/>
-      <w:t>2026-08-17</w:t>
+      <w:t>2026-08-18</w:t>
       <w:br/>
       <w:br/>
     </w:r>

--- a/tillsyn/A 52003-2025 tillsynsbegäran.docx
+++ b/tillsyn/A 52003-2025 tillsynsbegäran.docx
@@ -285,7 +285,7 @@
     <w:r>
       <w:tab/>
       <w:tab/>
-      <w:t>2026-08-18</w:t>
+      <w:t>2026-08-19</w:t>
       <w:br/>
       <w:br/>
     </w:r>

--- a/tillsyn/A 52003-2025 tillsynsbegäran.docx
+++ b/tillsyn/A 52003-2025 tillsynsbegäran.docx
@@ -285,7 +285,7 @@
     <w:r>
       <w:tab/>
       <w:tab/>
-      <w:t>2026-08-19</w:t>
+      <w:t>2026-08-20</w:t>
       <w:br/>
       <w:br/>
     </w:r>

--- a/tillsyn/A 52003-2025 tillsynsbegäran.docx
+++ b/tillsyn/A 52003-2025 tillsynsbegäran.docx
@@ -285,7 +285,7 @@
     <w:r>
       <w:tab/>
       <w:tab/>
-      <w:t>2026-08-20</w:t>
+      <w:t>2026-08-21</w:t>
       <w:br/>
       <w:br/>
     </w:r>

--- a/tillsyn/A 52003-2025 tillsynsbegäran.docx
+++ b/tillsyn/A 52003-2025 tillsynsbegäran.docx
@@ -285,7 +285,7 @@
     <w:r>
       <w:tab/>
       <w:tab/>
-      <w:t>2026-08-21</w:t>
+      <w:t>2026-08-22</w:t>
       <w:br/>
       <w:br/>
     </w:r>

--- a/tillsyn/A 52003-2025 tillsynsbegäran.docx
+++ b/tillsyn/A 52003-2025 tillsynsbegäran.docx
@@ -285,7 +285,7 @@
     <w:r>
       <w:tab/>
       <w:tab/>
-      <w:t>2026-08-22</w:t>
+      <w:t>2026-08-23</w:t>
       <w:br/>
       <w:br/>
     </w:r>

--- a/tillsyn/A 52003-2025 tillsynsbegäran.docx
+++ b/tillsyn/A 52003-2025 tillsynsbegäran.docx
@@ -285,7 +285,7 @@
     <w:r>
       <w:tab/>
       <w:tab/>
-      <w:t>2026-08-23</w:t>
+      <w:t>2026-08-24</w:t>
       <w:br/>
       <w:br/>
     </w:r>

--- a/tillsyn/A 52003-2025 tillsynsbegäran.docx
+++ b/tillsyn/A 52003-2025 tillsynsbegäran.docx
@@ -285,7 +285,7 @@
     <w:r>
       <w:tab/>
       <w:tab/>
-      <w:t>2026-08-24</w:t>
+      <w:t>2026-08-25</w:t>
       <w:br/>
       <w:br/>
     </w:r>

--- a/tillsyn/A 52003-2025 tillsynsbegäran.docx
+++ b/tillsyn/A 52003-2025 tillsynsbegäran.docx
@@ -285,7 +285,7 @@
     <w:r>
       <w:tab/>
       <w:tab/>
-      <w:t>2026-08-25</w:t>
+      <w:t>2026-08-26</w:t>
       <w:br/>
       <w:br/>
     </w:r>

--- a/tillsyn/A 52003-2025 tillsynsbegäran.docx
+++ b/tillsyn/A 52003-2025 tillsynsbegäran.docx
@@ -285,7 +285,7 @@
     <w:r>
       <w:tab/>
       <w:tab/>
-      <w:t>2026-08-26</w:t>
+      <w:t>2026-08-27</w:t>
       <w:br/>
       <w:br/>
     </w:r>

--- a/tillsyn/A 52003-2025 tillsynsbegäran.docx
+++ b/tillsyn/A 52003-2025 tillsynsbegäran.docx
@@ -285,7 +285,7 @@
     <w:r>
       <w:tab/>
       <w:tab/>
-      <w:t>2026-08-27</w:t>
+      <w:t>2026-08-28</w:t>
       <w:br/>
       <w:br/>
     </w:r>

--- a/tillsyn/A 52003-2025 tillsynsbegäran.docx
+++ b/tillsyn/A 52003-2025 tillsynsbegäran.docx
@@ -285,7 +285,7 @@
     <w:r>
       <w:tab/>
       <w:tab/>
-      <w:t>2026-08-28</w:t>
+      <w:t>2026-08-29</w:t>
       <w:br/>
       <w:br/>
     </w:r>

--- a/tillsyn/A 52003-2025 tillsynsbegäran.docx
+++ b/tillsyn/A 52003-2025 tillsynsbegäran.docx
@@ -285,7 +285,7 @@
     <w:r>
       <w:tab/>
       <w:tab/>
-      <w:t>2026-08-29</w:t>
+      <w:t>2026-08-31</w:t>
       <w:br/>
       <w:br/>
     </w:r>

--- a/tillsyn/A 52003-2025 tillsynsbegäran.docx
+++ b/tillsyn/A 52003-2025 tillsynsbegäran.docx
@@ -285,7 +285,7 @@
     <w:r>
       <w:tab/>
       <w:tab/>
-      <w:t>2026-08-31</w:t>
+      <w:t>2026-09-01</w:t>
       <w:br/>
       <w:br/>
     </w:r>

--- a/tillsyn/A 52003-2025 tillsynsbegäran.docx
+++ b/tillsyn/A 52003-2025 tillsynsbegäran.docx
@@ -285,7 +285,7 @@
     <w:r>
       <w:tab/>
       <w:tab/>
-      <w:t>2026-09-01</w:t>
+      <w:t>2026-09-02</w:t>
       <w:br/>
       <w:br/>
     </w:r>

--- a/tillsyn/A 52003-2025 tillsynsbegäran.docx
+++ b/tillsyn/A 52003-2025 tillsynsbegäran.docx
@@ -285,7 +285,7 @@
     <w:r>
       <w:tab/>
       <w:tab/>
-      <w:t>2026-09-02</w:t>
+      <w:t>2026-09-03</w:t>
       <w:br/>
       <w:br/>
     </w:r>

--- a/tillsyn/A 52003-2025 tillsynsbegäran.docx
+++ b/tillsyn/A 52003-2025 tillsynsbegäran.docx
@@ -285,7 +285,7 @@
     <w:r>
       <w:tab/>
       <w:tab/>
-      <w:t>2026-09-03</w:t>
+      <w:t>2026-09-04</w:t>
       <w:br/>
       <w:br/>
     </w:r>

--- a/tillsyn/A 52003-2025 tillsynsbegäran.docx
+++ b/tillsyn/A 52003-2025 tillsynsbegäran.docx
@@ -285,7 +285,7 @@
     <w:r>
       <w:tab/>
       <w:tab/>
-      <w:t>2026-09-04</w:t>
+      <w:t>2026-09-05</w:t>
       <w:br/>
       <w:br/>
     </w:r>

--- a/tillsyn/A 52003-2025 tillsynsbegäran.docx
+++ b/tillsyn/A 52003-2025 tillsynsbegäran.docx
@@ -285,7 +285,7 @@
     <w:r>
       <w:tab/>
       <w:tab/>
-      <w:t>2026-09-05</w:t>
+      <w:t>2026-09-06</w:t>
       <w:br/>
       <w:br/>
     </w:r>

--- a/tillsyn/A 52003-2025 tillsynsbegäran.docx
+++ b/tillsyn/A 52003-2025 tillsynsbegäran.docx
@@ -285,7 +285,7 @@
     <w:r>
       <w:tab/>
       <w:tab/>
-      <w:t>2026-09-06</w:t>
+      <w:t>2026-09-07</w:t>
       <w:br/>
       <w:br/>
     </w:r>

--- a/tillsyn/A 52003-2025 tillsynsbegäran.docx
+++ b/tillsyn/A 52003-2025 tillsynsbegäran.docx
@@ -285,7 +285,7 @@
     <w:r>
       <w:tab/>
       <w:tab/>
-      <w:t>2026-09-07</w:t>
+      <w:t>2026-09-08</w:t>
       <w:br/>
       <w:br/>
     </w:r>

--- a/tillsyn/A 52003-2025 tillsynsbegäran.docx
+++ b/tillsyn/A 52003-2025 tillsynsbegäran.docx
@@ -285,7 +285,7 @@
     <w:r>
       <w:tab/>
       <w:tab/>
-      <w:t>2026-09-08</w:t>
+      <w:t>2026-09-09</w:t>
       <w:br/>
       <w:br/>
     </w:r>

--- a/tillsyn/A 52003-2025 tillsynsbegäran.docx
+++ b/tillsyn/A 52003-2025 tillsynsbegäran.docx
@@ -285,7 +285,7 @@
     <w:r>
       <w:tab/>
       <w:tab/>
-      <w:t>2026-09-09</w:t>
+      <w:t>2026-09-10</w:t>
       <w:br/>
       <w:br/>
     </w:r>

--- a/tillsyn/A 52003-2025 tillsynsbegäran.docx
+++ b/tillsyn/A 52003-2025 tillsynsbegäran.docx
@@ -285,7 +285,7 @@
     <w:r>
       <w:tab/>
       <w:tab/>
-      <w:t>2026-09-10</w:t>
+      <w:t>2026-09-11</w:t>
       <w:br/>
       <w:br/>
     </w:r>

--- a/tillsyn/A 52003-2025 tillsynsbegäran.docx
+++ b/tillsyn/A 52003-2025 tillsynsbegäran.docx
@@ -285,7 +285,7 @@
     <w:r>
       <w:tab/>
       <w:tab/>
-      <w:t>2026-09-11</w:t>
+      <w:t>2026-09-12</w:t>
       <w:br/>
       <w:br/>
     </w:r>

--- a/tillsyn/A 52003-2025 tillsynsbegäran.docx
+++ b/tillsyn/A 52003-2025 tillsynsbegäran.docx
@@ -285,7 +285,7 @@
     <w:r>
       <w:tab/>
       <w:tab/>
-      <w:t>2026-09-12</w:t>
+      <w:t>2026-09-13</w:t>
       <w:br/>
       <w:br/>
     </w:r>
